--- a/brain/BusinessArtifacts/ops-manager-design-EPIC3-V1.docx
+++ b/brain/BusinessArtifacts/ops-manager-design-EPIC3-V1.docx
@@ -821,7 +821,7 @@
           </w:tcPr>
           <w:p>
             <w:r>
-              <w:t>Job longer than this = OVERDUE, Notify Boss</w:t>
+              <w:t>Job longer than this = OVERDUE, Notify human</w:t>
             </w:r>
           </w:p>
         </w:tc>
@@ -969,7 +969,7 @@
           </w:tcPr>
           <w:p>
             <w:r>
-              <w:t>Notify Boss (cooldown: 60 min/job)</w:t>
+              <w:t>Notify human (cooldown: 60 min/job)</w:t>
             </w:r>
           </w:p>
         </w:tc>
@@ -1223,7 +1223,7 @@
     </w:p>
     <w:p>
       <w:r>
-        <w:t>2. NOTIFY Boss (email: error detected, investigating)</w:t>
+        <w:t>2. NOTIFY human (email: error detected, investigating)</w:t>
       </w:r>
     </w:p>
     <w:p>
@@ -1246,7 +1246,7 @@
     </w:p>
     <w:p>
       <w:r>
-        <w:t>GPT-4.1-mini picks repair → Execute repair tool → Read logs + verify → Fixed? Yes: NOTIFY Boss, END. No: retry &lt; M? Yes: loop back. No: ESCALATE Boss, END.</w:t>
+        <w:t>GPT-4.1-mini picks repair → Execute repair tool → Read logs + verify → Fixed? Yes: NOTIFY human, END. No: retry &lt; M? Yes: loop back. No: ESCALATE human, END.</w:t>
       </w:r>
     </w:p>
     <w:p>
@@ -1259,7 +1259,7 @@
     </w:p>
     <w:p>
       <w:r>
-        <w:t>Evidence Package received → Investigate ETL code → Fix + Run Tests → Pass? Yes: NOTIFY Boss, END. No: retry &lt; M? Yes: loop back. No: ESCALATE Boss, END.</w:t>
+        <w:t>Evidence Package received → Investigate ETL code → Fix + Run Tests → Pass? Yes: NOTIFY human, END. No: retry &lt; M? Yes: loop back. No: ESCALATE human, END.</w:t>
       </w:r>
     </w:p>
     <w:p>
@@ -1272,7 +1272,7 @@
     </w:p>
     <w:p>
       <w:r>
-        <w:t>ESCALATE Boss (can’t classify after N tries) → END</w:t>
+        <w:t>ESCALATE human (can’t classify after N tries) → END</w:t>
       </w:r>
     </w:p>
     <w:p>
@@ -1949,7 +1949,7 @@
           </w:tcPr>
           <w:p>
             <w:r>
-              <w:t>Boss (configurable)</w:t>
+              <w:t>Human (configurable)</w:t>
             </w:r>
           </w:p>
         </w:tc>
@@ -1991,7 +1991,7 @@
           </w:tcPr>
           <w:p>
             <w:r>
-              <w:t>Boss</w:t>
+              <w:t>Human</w:t>
             </w:r>
           </w:p>
         </w:tc>
@@ -2075,7 +2075,7 @@
           </w:tcPr>
           <w:p>
             <w:r>
-              <w:t>Boss</w:t>
+              <w:t>Human</w:t>
             </w:r>
           </w:p>
         </w:tc>
@@ -2117,7 +2117,7 @@
           </w:tcPr>
           <w:p>
             <w:r>
-              <w:t>Boss</w:t>
+              <w:t>Human</w:t>
             </w:r>
           </w:p>
         </w:tc>
@@ -2159,7 +2159,7 @@
           </w:tcPr>
           <w:p>
             <w:r>
-              <w:t>Boss</w:t>
+              <w:t>Human</w:t>
             </w:r>
           </w:p>
         </w:tc>
@@ -2455,7 +2455,7 @@
           </w:tcPr>
           <w:p>
             <w:r>
-              <w:t>Boss</w:t>
+              <w:t>Human</w:t>
             </w:r>
           </w:p>
         </w:tc>
@@ -2605,7 +2605,7 @@
           </w:tcPr>
           <w:p>
             <w:r>
-              <w:t>Notify Boss (cooldown: 60 min per job)</w:t>
+              <w:t>Notify human (cooldown: 60 min per job)</w:t>
             </w:r>
           </w:p>
         </w:tc>
@@ -2649,7 +2649,7 @@
           </w:tcPr>
           <w:p>
             <w:r>
-              <w:t>Notify Boss (cooldown: 30 min per cluster)</w:t>
+              <w:t>Notify human (cooldown: 30 min per cluster)</w:t>
             </w:r>
           </w:p>
         </w:tc>
@@ -4021,7 +4021,7 @@
           </w:tcPr>
           <w:p>
             <w:r>
-              <w:t>Rule-based → INFRA. Repair loop. Notifies Boss.</w:t>
+              <w:t>Rule-based → INFRA. Repair loop. Notifies human.</w:t>
             </w:r>
           </w:p>
         </w:tc>
@@ -4105,7 +4105,7 @@
           </w:tcPr>
           <w:p>
             <w:r>
-              <w:t>Timer detects stuck &gt; 30 min. Notifies Boss.</w:t>
+              <w:t>Timer detects stuck &gt; 30 min. Notifies human.</w:t>
             </w:r>
           </w:p>
         </w:tc>
@@ -4420,7 +4420,7 @@
           </w:tcPr>
           <w:p>
             <w:r>
-              <w:t>Exceeds max → OVERDUE. Notifies Boss.</w:t>
+              <w:t>Exceeds max → OVERDUE. Notifies human.</w:t>
             </w:r>
           </w:p>
         </w:tc>
@@ -4816,6 +4816,8 @@
       </w:tr>
     </w:tbl>
     <w:sectPr>
+      <w:headerReference w:type="default" r:id="rId9"/>
+      <w:footerReference w:type="default" r:id="rId10"/>
       <w:pgSz w:w="12240" w:h="15840"/>
       <w:pgMar w:top="1440" w:right="1800" w:bottom="1440" w:left="1800" w:header="720" w:footer="720" w:gutter="0"/>
       <w:cols w:space="720"/>
@@ -4823,6 +4825,26 @@
     </w:sectPr>
   </w:body>
 </w:document>
+</file>
+
+<file path=word/footer1.xml><?xml version="1.0" encoding="utf-8"?>
+<w:ftr xmlns:m="http://schemas.openxmlformats.org/officeDocument/2006/math" xmlns:mc="http://schemas.openxmlformats.org/markup-compatibility/2006" xmlns:mo="http://schemas.microsoft.com/office/mac/office/2008/main" xmlns:mv="urn:schemas-microsoft-com:mac:vml" xmlns:o="urn:schemas-microsoft-com:office:office" xmlns:r="http://schemas.openxmlformats.org/officeDocument/2006/relationships" xmlns:v="urn:schemas-microsoft-com:vml" xmlns:w10="urn:schemas-microsoft-com:office:word" xmlns:w14="http://schemas.microsoft.com/office/word/2010/wordml" xmlns:w="http://schemas.openxmlformats.org/wordprocessingml/2006/main" xmlns:wne="http://schemas.microsoft.com/office/word/2006/wordml" xmlns:wp14="http://schemas.microsoft.com/office/word/2010/wordprocessingDrawing" xmlns:wp="http://schemas.openxmlformats.org/drawingml/2006/wordprocessingDrawing" xmlns:wpc="http://schemas.microsoft.com/office/word/2010/wordprocessingCanvas" xmlns:wpg="http://schemas.microsoft.com/office/word/2010/wordprocessingGroup" xmlns:wpi="http://schemas.microsoft.com/office/word/2010/wordprocessingInk" xmlns:wps="http://schemas.microsoft.com/office/word/2010/wordprocessingShape" mc:Ignorable="w14 wp14">
+  <w:p>
+    <w:pPr>
+      <w:pStyle w:val="Footer"/>
+    </w:pPr>
+  </w:p>
+</w:ftr>
+</file>
+
+<file path=word/header1.xml><?xml version="1.0" encoding="utf-8"?>
+<w:hdr xmlns:m="http://schemas.openxmlformats.org/officeDocument/2006/math" xmlns:mc="http://schemas.openxmlformats.org/markup-compatibility/2006" xmlns:mo="http://schemas.microsoft.com/office/mac/office/2008/main" xmlns:mv="urn:schemas-microsoft-com:mac:vml" xmlns:o="urn:schemas-microsoft-com:office:office" xmlns:r="http://schemas.openxmlformats.org/officeDocument/2006/relationships" xmlns:v="urn:schemas-microsoft-com:vml" xmlns:w10="urn:schemas-microsoft-com:office:word" xmlns:w14="http://schemas.microsoft.com/office/word/2010/wordml" xmlns:w="http://schemas.openxmlformats.org/wordprocessingml/2006/main" xmlns:wne="http://schemas.microsoft.com/office/word/2006/wordml" xmlns:wp14="http://schemas.microsoft.com/office/word/2010/wordprocessingDrawing" xmlns:wp="http://schemas.openxmlformats.org/drawingml/2006/wordprocessingDrawing" xmlns:wpc="http://schemas.microsoft.com/office/word/2010/wordprocessingCanvas" xmlns:wpg="http://schemas.microsoft.com/office/word/2010/wordprocessingGroup" xmlns:wpi="http://schemas.microsoft.com/office/word/2010/wordprocessingInk" xmlns:wps="http://schemas.microsoft.com/office/word/2010/wordprocessingShape" mc:Ignorable="w14 wp14">
+  <w:p>
+    <w:pPr>
+      <w:pStyle w:val="Header"/>
+    </w:pPr>
+  </w:p>
+</w:hdr>
 </file>
 
 <file path=word/numbering.xml><?xml version="1.0" encoding="utf-8"?>
